--- a/Documentation/LCC Pico Board Overview.docx
+++ b/Documentation/LCC Pico Board Overview.docx
@@ -14,24 +14,41 @@
       </w:r>
     </w:p>
     <w:p>
+      <w:pPr>
+        <w:rPr>
+          <w:rFonts w:eastAsia="Times New Roman" w:cstheme="minorHAnsi"/>
+          <w:kern w:val="0"/>
+          <w:bdr w:val="none" w:sz="0" w:space="0" w:color="auto" w:frame="1"/>
+          <w14:ligatures w14:val="none"/>
+        </w:rPr>
+      </w:pPr>
       <w:r>
-        <w:t>Documentation, s</w:t>
+        <w:t xml:space="preserve">Documentation, source and </w:t>
       </w:r>
+      <w:proofErr w:type="spellStart"/>
       <w:r>
-        <w:t xml:space="preserve">ource and </w:t>
+        <w:t>gerbers</w:t>
       </w:r>
+      <w:proofErr w:type="spellEnd"/>
       <w:r>
-        <w:t>g</w:t>
-      </w:r>
-      <w:r>
-        <w:t xml:space="preserve">erbers for boards may be found at: </w:t>
+        <w:t xml:space="preserve"> for boards may be found at: </w:t>
       </w:r>
       <w:hyperlink r:id="rId6" w:history="1">
         <w:r>
           <w:rPr>
             <w:rStyle w:val="Hyperlink"/>
           </w:rPr>
-          <w:t>https://github.com/bocabob/LCC-RPi-Pico-Board</w:t>
+          <w:t>https://github.com/bocabob/LCC-RPi-Pico-</w:t>
+        </w:r>
+        <w:r>
+          <w:rPr>
+            <w:rStyle w:val="Hyperlink"/>
+            <w:rFonts w:eastAsia="Times New Roman" w:cstheme="minorHAnsi"/>
+            <w:kern w:val="0"/>
+            <w:bdr w:val="none" w:sz="0" w:space="0" w:color="auto" w:frame="1"/>
+            <w14:ligatures w14:val="none"/>
+          </w:rPr>
+          <w:t>Board</w:t>
         </w:r>
       </w:hyperlink>
     </w:p>
@@ -45,7 +62,15 @@
     </w:p>
     <w:p>
       <w:r>
-        <w:t>The LCC Pico development boards evolved from LocoNet designs dating back to 2021. The</w:t>
+        <w:t xml:space="preserve">The LCC Pico development boards evolved from </w:t>
+      </w:r>
+      <w:proofErr w:type="spellStart"/>
+      <w:r>
+        <w:t>LocoNet</w:t>
+      </w:r>
+      <w:proofErr w:type="spellEnd"/>
+      <w:r>
+        <w:t xml:space="preserve"> designs dating back to 2021. The</w:t>
       </w:r>
       <w:r>
         <w:t>se</w:t>
@@ -71,8 +96,13 @@
       <w:r>
         <w:t xml:space="preserve">when the Single Thread library began to support the RP2040 processor family. With the </w:t>
       </w:r>
+      <w:proofErr w:type="spellStart"/>
       <w:r>
-        <w:t>OpenLcbCLib, full protocol support was enabled.</w:t>
+        <w:t>OpenLcbCLib</w:t>
+      </w:r>
+      <w:proofErr w:type="spellEnd"/>
+      <w:r>
+        <w:t>, full protocol support was enabled.</w:t>
       </w:r>
     </w:p>
     <w:p>
@@ -200,7 +230,7 @@
           <w:noProof/>
         </w:rPr>
         <w:drawing>
-          <wp:anchor distT="0" distB="0" distL="114300" distR="114300" simplePos="0" relativeHeight="251736064" behindDoc="0" locked="0" layoutInCell="1" allowOverlap="1" wp14:anchorId="15B1EA3D" wp14:editId="12DF0560">
+          <wp:anchor distT="0" distB="0" distL="114300" distR="114300" simplePos="0" relativeHeight="251736064" behindDoc="0" locked="0" layoutInCell="1" allowOverlap="1" wp14:anchorId="15B1EA3D" wp14:editId="7A5208A8">
             <wp:simplePos x="0" y="0"/>
             <wp:positionH relativeFrom="column">
               <wp:posOffset>4532630</wp:posOffset>
@@ -409,7 +439,15 @@
         <w:t xml:space="preserve">I2C is used to address NVM. </w:t>
       </w:r>
       <w:r>
-        <w:t>One or both of the available I2C channels on the Pico have headers on the board for external devices. Care should be taken should you attach peripherals to the same channel as the NVM lest there be interference. Some I2C devices will require 5 volts and so there is selection via jumper between the two available voltages.</w:t>
+        <w:t xml:space="preserve">One or both of the available I2C channels on the Pico have headers on the board for external devices. Care should be taken should you attach peripherals to the same channel as the NVM </w:t>
+      </w:r>
+      <w:proofErr w:type="spellStart"/>
+      <w:r>
+        <w:t>lest</w:t>
+      </w:r>
+      <w:proofErr w:type="spellEnd"/>
+      <w:r>
+        <w:t xml:space="preserve"> there be interference. Some I2C devices will require 5 volts and so there is selection via jumper between the two available voltages.</w:t>
       </w:r>
     </w:p>
     <w:p>
@@ -456,7 +494,7 @@
       <w:pPr>
         <w:sectPr>
           <w:type w:val="continuous"/>
-          <w:pgSz w:w="12240" w:h="15840"/>
+          <w:pgSz w:w="12240" w:h="15840" w:code="1"/>
           <w:pgMar w:top="720" w:right="720" w:bottom="720" w:left="720" w:header="720" w:footer="720" w:gutter="0"/>
           <w:cols w:space="720"/>
           <w:docGrid w:linePitch="360"/>
@@ -810,19 +848,21 @@
     </w:p>
     <w:p>
       <w:r>
-        <w:t xml:space="preserve">Display adapter attaches to a BuyDisplay </w:t>
+        <w:t xml:space="preserve">Display adapter attaches to a </w:t>
+      </w:r>
+      <w:proofErr w:type="spellStart"/>
+      <w:r>
+        <w:t>BuyDisplay</w:t>
+      </w:r>
+      <w:proofErr w:type="spellEnd"/>
+      <w:r>
+        <w:t xml:space="preserve"> </w:t>
       </w:r>
       <w:r>
         <w:t xml:space="preserve">ER-TFTM101 </w:t>
       </w:r>
       <w:r>
-        <w:t xml:space="preserve">10.1” touchscreen for SDI </w:t>
-      </w:r>
-      <w:r>
-        <w:t xml:space="preserve">display </w:t>
-      </w:r>
-      <w:r>
-        <w:t>control and I2C touch. There is provision for alternate assignments of line 10 and a reset button.</w:t>
+        <w:t>10.1” touchscreen for SDI display control and I2C touch. There is provision for alternate assignments of line 10 and a reset button.</w:t>
       </w:r>
     </w:p>
     <w:p>
@@ -949,7 +989,15 @@
         </w:sectPr>
       </w:pPr>
       <w:r>
-        <w:t xml:space="preserve">This IDC breakout has power and ground pins around the GPIO pin to facilitate connections to inputs, servos, NeoPixels, or </w:t>
+        <w:t xml:space="preserve">This IDC breakout has power and ground pins around the GPIO pin to facilitate connections to inputs, servos, </w:t>
+      </w:r>
+      <w:proofErr w:type="spellStart"/>
+      <w:r>
+        <w:t>NeoPixels</w:t>
+      </w:r>
+      <w:proofErr w:type="spellEnd"/>
+      <w:r>
+        <w:t xml:space="preserve">, or </w:t>
       </w:r>
       <w:r>
         <w:t>another</w:t>
@@ -2823,54 +2871,80 @@
                 <w14:ligatures w14:val="none"/>
               </w:rPr>
             </w:pPr>
-            <w:r>
-              <w:rPr>
-                <w:rFonts w:eastAsia="Times New Roman" w:cstheme="minorHAnsi"/>
-                <w:color w:val="000000"/>
-                <w:kern w:val="0"/>
-                <w:sz w:val="16"/>
-                <w:szCs w:val="16"/>
-                <w14:ligatures w14:val="none"/>
-              </w:rPr>
-              <w:t>Npixel 1</w:t>
-            </w:r>
-          </w:p>
-        </w:tc>
-        <w:tc>
-          <w:tcPr>
-            <w:tcW w:w="0" w:type="auto"/>
-            <w:tcBorders>
-              <w:top w:val="nil"/>
-              <w:left w:val="nil"/>
-              <w:bottom w:val="nil"/>
-              <w:right w:val="nil"/>
-            </w:tcBorders>
-            <w:noWrap/>
-            <w:vAlign w:val="bottom"/>
-            <w:hideMark/>
-          </w:tcPr>
-          <w:p>
-            <w:pPr>
-              <w:spacing w:after="0" w:line="240" w:lineRule="auto"/>
-              <w:rPr>
-                <w:rFonts w:eastAsia="Times New Roman" w:cstheme="minorHAnsi"/>
-                <w:color w:val="000000"/>
-                <w:kern w:val="0"/>
-                <w:sz w:val="16"/>
-                <w:szCs w:val="16"/>
-                <w14:ligatures w14:val="none"/>
-              </w:rPr>
-            </w:pPr>
-            <w:r>
-              <w:rPr>
-                <w:rFonts w:eastAsia="Times New Roman" w:cstheme="minorHAnsi"/>
-                <w:color w:val="000000"/>
-                <w:kern w:val="0"/>
-                <w:sz w:val="16"/>
-                <w:szCs w:val="16"/>
-                <w14:ligatures w14:val="none"/>
-              </w:rPr>
-              <w:t>Npixel 1</w:t>
+            <w:proofErr w:type="spellStart"/>
+            <w:r>
+              <w:rPr>
+                <w:rFonts w:eastAsia="Times New Roman" w:cstheme="minorHAnsi"/>
+                <w:color w:val="000000"/>
+                <w:kern w:val="0"/>
+                <w:sz w:val="16"/>
+                <w:szCs w:val="16"/>
+                <w14:ligatures w14:val="none"/>
+              </w:rPr>
+              <w:t>Npixel</w:t>
+            </w:r>
+            <w:proofErr w:type="spellEnd"/>
+            <w:r>
+              <w:rPr>
+                <w:rFonts w:eastAsia="Times New Roman" w:cstheme="minorHAnsi"/>
+                <w:color w:val="000000"/>
+                <w:kern w:val="0"/>
+                <w:sz w:val="16"/>
+                <w:szCs w:val="16"/>
+                <w14:ligatures w14:val="none"/>
+              </w:rPr>
+              <w:t xml:space="preserve"> 1</w:t>
+            </w:r>
+          </w:p>
+        </w:tc>
+        <w:tc>
+          <w:tcPr>
+            <w:tcW w:w="0" w:type="auto"/>
+            <w:tcBorders>
+              <w:top w:val="nil"/>
+              <w:left w:val="nil"/>
+              <w:bottom w:val="nil"/>
+              <w:right w:val="nil"/>
+            </w:tcBorders>
+            <w:noWrap/>
+            <w:vAlign w:val="bottom"/>
+            <w:hideMark/>
+          </w:tcPr>
+          <w:p>
+            <w:pPr>
+              <w:spacing w:after="0" w:line="240" w:lineRule="auto"/>
+              <w:rPr>
+                <w:rFonts w:eastAsia="Times New Roman" w:cstheme="minorHAnsi"/>
+                <w:color w:val="000000"/>
+                <w:kern w:val="0"/>
+                <w:sz w:val="16"/>
+                <w:szCs w:val="16"/>
+                <w14:ligatures w14:val="none"/>
+              </w:rPr>
+            </w:pPr>
+            <w:proofErr w:type="spellStart"/>
+            <w:r>
+              <w:rPr>
+                <w:rFonts w:eastAsia="Times New Roman" w:cstheme="minorHAnsi"/>
+                <w:color w:val="000000"/>
+                <w:kern w:val="0"/>
+                <w:sz w:val="16"/>
+                <w:szCs w:val="16"/>
+                <w14:ligatures w14:val="none"/>
+              </w:rPr>
+              <w:t>Npixel</w:t>
+            </w:r>
+            <w:proofErr w:type="spellEnd"/>
+            <w:r>
+              <w:rPr>
+                <w:rFonts w:eastAsia="Times New Roman" w:cstheme="minorHAnsi"/>
+                <w:color w:val="000000"/>
+                <w:kern w:val="0"/>
+                <w:sz w:val="16"/>
+                <w:szCs w:val="16"/>
+                <w14:ligatures w14:val="none"/>
+              </w:rPr>
+              <w:t xml:space="preserve"> 1</w:t>
             </w:r>
           </w:p>
         </w:tc>
@@ -3264,54 +3338,80 @@
                 <w14:ligatures w14:val="none"/>
               </w:rPr>
             </w:pPr>
-            <w:r>
-              <w:rPr>
-                <w:rFonts w:eastAsia="Times New Roman" w:cstheme="minorHAnsi"/>
-                <w:color w:val="000000"/>
-                <w:kern w:val="0"/>
-                <w:sz w:val="16"/>
-                <w:szCs w:val="16"/>
-                <w14:ligatures w14:val="none"/>
-              </w:rPr>
-              <w:t>Npixel 2</w:t>
-            </w:r>
-          </w:p>
-        </w:tc>
-        <w:tc>
-          <w:tcPr>
-            <w:tcW w:w="0" w:type="auto"/>
-            <w:tcBorders>
-              <w:top w:val="nil"/>
-              <w:left w:val="nil"/>
-              <w:bottom w:val="nil"/>
-              <w:right w:val="nil"/>
-            </w:tcBorders>
-            <w:noWrap/>
-            <w:vAlign w:val="bottom"/>
-            <w:hideMark/>
-          </w:tcPr>
-          <w:p>
-            <w:pPr>
-              <w:spacing w:after="0" w:line="240" w:lineRule="auto"/>
-              <w:rPr>
-                <w:rFonts w:eastAsia="Times New Roman" w:cstheme="minorHAnsi"/>
-                <w:color w:val="000000"/>
-                <w:kern w:val="0"/>
-                <w:sz w:val="16"/>
-                <w:szCs w:val="16"/>
-                <w14:ligatures w14:val="none"/>
-              </w:rPr>
-            </w:pPr>
-            <w:r>
-              <w:rPr>
-                <w:rFonts w:eastAsia="Times New Roman" w:cstheme="minorHAnsi"/>
-                <w:color w:val="000000"/>
-                <w:kern w:val="0"/>
-                <w:sz w:val="16"/>
-                <w:szCs w:val="16"/>
-                <w14:ligatures w14:val="none"/>
-              </w:rPr>
-              <w:t>Npixel 2</w:t>
+            <w:proofErr w:type="spellStart"/>
+            <w:r>
+              <w:rPr>
+                <w:rFonts w:eastAsia="Times New Roman" w:cstheme="minorHAnsi"/>
+                <w:color w:val="000000"/>
+                <w:kern w:val="0"/>
+                <w:sz w:val="16"/>
+                <w:szCs w:val="16"/>
+                <w14:ligatures w14:val="none"/>
+              </w:rPr>
+              <w:t>Npixel</w:t>
+            </w:r>
+            <w:proofErr w:type="spellEnd"/>
+            <w:r>
+              <w:rPr>
+                <w:rFonts w:eastAsia="Times New Roman" w:cstheme="minorHAnsi"/>
+                <w:color w:val="000000"/>
+                <w:kern w:val="0"/>
+                <w:sz w:val="16"/>
+                <w:szCs w:val="16"/>
+                <w14:ligatures w14:val="none"/>
+              </w:rPr>
+              <w:t xml:space="preserve"> 2</w:t>
+            </w:r>
+          </w:p>
+        </w:tc>
+        <w:tc>
+          <w:tcPr>
+            <w:tcW w:w="0" w:type="auto"/>
+            <w:tcBorders>
+              <w:top w:val="nil"/>
+              <w:left w:val="nil"/>
+              <w:bottom w:val="nil"/>
+              <w:right w:val="nil"/>
+            </w:tcBorders>
+            <w:noWrap/>
+            <w:vAlign w:val="bottom"/>
+            <w:hideMark/>
+          </w:tcPr>
+          <w:p>
+            <w:pPr>
+              <w:spacing w:after="0" w:line="240" w:lineRule="auto"/>
+              <w:rPr>
+                <w:rFonts w:eastAsia="Times New Roman" w:cstheme="minorHAnsi"/>
+                <w:color w:val="000000"/>
+                <w:kern w:val="0"/>
+                <w:sz w:val="16"/>
+                <w:szCs w:val="16"/>
+                <w14:ligatures w14:val="none"/>
+              </w:rPr>
+            </w:pPr>
+            <w:proofErr w:type="spellStart"/>
+            <w:r>
+              <w:rPr>
+                <w:rFonts w:eastAsia="Times New Roman" w:cstheme="minorHAnsi"/>
+                <w:color w:val="000000"/>
+                <w:kern w:val="0"/>
+                <w:sz w:val="16"/>
+                <w:szCs w:val="16"/>
+                <w14:ligatures w14:val="none"/>
+              </w:rPr>
+              <w:t>Npixel</w:t>
+            </w:r>
+            <w:proofErr w:type="spellEnd"/>
+            <w:r>
+              <w:rPr>
+                <w:rFonts w:eastAsia="Times New Roman" w:cstheme="minorHAnsi"/>
+                <w:color w:val="000000"/>
+                <w:kern w:val="0"/>
+                <w:sz w:val="16"/>
+                <w:szCs w:val="16"/>
+                <w14:ligatures w14:val="none"/>
+              </w:rPr>
+              <w:t xml:space="preserve"> 2</w:t>
             </w:r>
           </w:p>
         </w:tc>
@@ -3487,7 +3587,31 @@
                 <w:szCs w:val="16"/>
                 <w14:ligatures w14:val="none"/>
               </w:rPr>
-              <w:t>TT-Pin4 - NeoPixel data line</w:t>
+              <w:t xml:space="preserve">TT-Pin4 - </w:t>
+            </w:r>
+            <w:proofErr w:type="spellStart"/>
+            <w:r>
+              <w:rPr>
+                <w:rFonts w:eastAsia="Times New Roman" w:cstheme="minorHAnsi"/>
+                <w:color w:val="000000"/>
+                <w:kern w:val="0"/>
+                <w:sz w:val="16"/>
+                <w:szCs w:val="16"/>
+                <w14:ligatures w14:val="none"/>
+              </w:rPr>
+              <w:t>NeoPixel</w:t>
+            </w:r>
+            <w:proofErr w:type="spellEnd"/>
+            <w:r>
+              <w:rPr>
+                <w:rFonts w:eastAsia="Times New Roman" w:cstheme="minorHAnsi"/>
+                <w:color w:val="000000"/>
+                <w:kern w:val="0"/>
+                <w:sz w:val="16"/>
+                <w:szCs w:val="16"/>
+                <w14:ligatures w14:val="none"/>
+              </w:rPr>
+              <w:t xml:space="preserve"> data line</w:t>
             </w:r>
           </w:p>
         </w:tc>
@@ -4052,8 +4176,21 @@
                 <w:szCs w:val="16"/>
                 <w14:ligatures w14:val="none"/>
               </w:rPr>
-              <w:t>SPI0 CSn</w:t>
-            </w:r>
+              <w:t xml:space="preserve">SPI0 </w:t>
+            </w:r>
+            <w:proofErr w:type="spellStart"/>
+            <w:r>
+              <w:rPr>
+                <w:rFonts w:eastAsia="Times New Roman" w:cstheme="minorHAnsi"/>
+                <w:color w:val="000000"/>
+                <w:kern w:val="0"/>
+                <w:sz w:val="16"/>
+                <w:szCs w:val="16"/>
+                <w14:ligatures w14:val="none"/>
+              </w:rPr>
+              <w:t>CSn</w:t>
+            </w:r>
+            <w:proofErr w:type="spellEnd"/>
           </w:p>
         </w:tc>
         <w:tc>
@@ -4920,54 +5057,80 @@
                 <w14:ligatures w14:val="none"/>
               </w:rPr>
             </w:pPr>
-            <w:r>
-              <w:rPr>
-                <w:rFonts w:eastAsia="Times New Roman" w:cstheme="minorHAnsi"/>
-                <w:color w:val="000000"/>
-                <w:kern w:val="0"/>
-                <w:sz w:val="16"/>
-                <w:szCs w:val="16"/>
-                <w14:ligatures w14:val="none"/>
-              </w:rPr>
-              <w:t>Npixel 3</w:t>
-            </w:r>
-          </w:p>
-        </w:tc>
-        <w:tc>
-          <w:tcPr>
-            <w:tcW w:w="0" w:type="auto"/>
-            <w:tcBorders>
-              <w:top w:val="nil"/>
-              <w:left w:val="nil"/>
-              <w:bottom w:val="nil"/>
-              <w:right w:val="nil"/>
-            </w:tcBorders>
-            <w:noWrap/>
-            <w:vAlign w:val="bottom"/>
-            <w:hideMark/>
-          </w:tcPr>
-          <w:p>
-            <w:pPr>
-              <w:spacing w:after="0" w:line="240" w:lineRule="auto"/>
-              <w:rPr>
-                <w:rFonts w:eastAsia="Times New Roman" w:cstheme="minorHAnsi"/>
-                <w:color w:val="000000"/>
-                <w:kern w:val="0"/>
-                <w:sz w:val="16"/>
-                <w:szCs w:val="16"/>
-                <w14:ligatures w14:val="none"/>
-              </w:rPr>
-            </w:pPr>
-            <w:r>
-              <w:rPr>
-                <w:rFonts w:eastAsia="Times New Roman" w:cstheme="minorHAnsi"/>
-                <w:color w:val="000000"/>
-                <w:kern w:val="0"/>
-                <w:sz w:val="16"/>
-                <w:szCs w:val="16"/>
-                <w14:ligatures w14:val="none"/>
-              </w:rPr>
-              <w:t>Npixel 3</w:t>
+            <w:proofErr w:type="spellStart"/>
+            <w:r>
+              <w:rPr>
+                <w:rFonts w:eastAsia="Times New Roman" w:cstheme="minorHAnsi"/>
+                <w:color w:val="000000"/>
+                <w:kern w:val="0"/>
+                <w:sz w:val="16"/>
+                <w:szCs w:val="16"/>
+                <w14:ligatures w14:val="none"/>
+              </w:rPr>
+              <w:t>Npixel</w:t>
+            </w:r>
+            <w:proofErr w:type="spellEnd"/>
+            <w:r>
+              <w:rPr>
+                <w:rFonts w:eastAsia="Times New Roman" w:cstheme="minorHAnsi"/>
+                <w:color w:val="000000"/>
+                <w:kern w:val="0"/>
+                <w:sz w:val="16"/>
+                <w:szCs w:val="16"/>
+                <w14:ligatures w14:val="none"/>
+              </w:rPr>
+              <w:t xml:space="preserve"> 3</w:t>
+            </w:r>
+          </w:p>
+        </w:tc>
+        <w:tc>
+          <w:tcPr>
+            <w:tcW w:w="0" w:type="auto"/>
+            <w:tcBorders>
+              <w:top w:val="nil"/>
+              <w:left w:val="nil"/>
+              <w:bottom w:val="nil"/>
+              <w:right w:val="nil"/>
+            </w:tcBorders>
+            <w:noWrap/>
+            <w:vAlign w:val="bottom"/>
+            <w:hideMark/>
+          </w:tcPr>
+          <w:p>
+            <w:pPr>
+              <w:spacing w:after="0" w:line="240" w:lineRule="auto"/>
+              <w:rPr>
+                <w:rFonts w:eastAsia="Times New Roman" w:cstheme="minorHAnsi"/>
+                <w:color w:val="000000"/>
+                <w:kern w:val="0"/>
+                <w:sz w:val="16"/>
+                <w:szCs w:val="16"/>
+                <w14:ligatures w14:val="none"/>
+              </w:rPr>
+            </w:pPr>
+            <w:proofErr w:type="spellStart"/>
+            <w:r>
+              <w:rPr>
+                <w:rFonts w:eastAsia="Times New Roman" w:cstheme="minorHAnsi"/>
+                <w:color w:val="000000"/>
+                <w:kern w:val="0"/>
+                <w:sz w:val="16"/>
+                <w:szCs w:val="16"/>
+                <w14:ligatures w14:val="none"/>
+              </w:rPr>
+              <w:t>Npixel</w:t>
+            </w:r>
+            <w:proofErr w:type="spellEnd"/>
+            <w:r>
+              <w:rPr>
+                <w:rFonts w:eastAsia="Times New Roman" w:cstheme="minorHAnsi"/>
+                <w:color w:val="000000"/>
+                <w:kern w:val="0"/>
+                <w:sz w:val="16"/>
+                <w:szCs w:val="16"/>
+                <w14:ligatures w14:val="none"/>
+              </w:rPr>
+              <w:t xml:space="preserve"> 3</w:t>
             </w:r>
           </w:p>
         </w:tc>
@@ -5361,54 +5524,80 @@
                 <w14:ligatures w14:val="none"/>
               </w:rPr>
             </w:pPr>
-            <w:r>
-              <w:rPr>
-                <w:rFonts w:eastAsia="Times New Roman" w:cstheme="minorHAnsi"/>
-                <w:color w:val="000000"/>
-                <w:kern w:val="0"/>
-                <w:sz w:val="16"/>
-                <w:szCs w:val="16"/>
-                <w14:ligatures w14:val="none"/>
-              </w:rPr>
-              <w:t>Npixel 4</w:t>
-            </w:r>
-          </w:p>
-        </w:tc>
-        <w:tc>
-          <w:tcPr>
-            <w:tcW w:w="0" w:type="auto"/>
-            <w:tcBorders>
-              <w:top w:val="nil"/>
-              <w:left w:val="nil"/>
-              <w:bottom w:val="nil"/>
-              <w:right w:val="nil"/>
-            </w:tcBorders>
-            <w:noWrap/>
-            <w:vAlign w:val="bottom"/>
-            <w:hideMark/>
-          </w:tcPr>
-          <w:p>
-            <w:pPr>
-              <w:spacing w:after="0" w:line="240" w:lineRule="auto"/>
-              <w:rPr>
-                <w:rFonts w:eastAsia="Times New Roman" w:cstheme="minorHAnsi"/>
-                <w:color w:val="000000"/>
-                <w:kern w:val="0"/>
-                <w:sz w:val="16"/>
-                <w:szCs w:val="16"/>
-                <w14:ligatures w14:val="none"/>
-              </w:rPr>
-            </w:pPr>
-            <w:r>
-              <w:rPr>
-                <w:rFonts w:eastAsia="Times New Roman" w:cstheme="minorHAnsi"/>
-                <w:color w:val="000000"/>
-                <w:kern w:val="0"/>
-                <w:sz w:val="16"/>
-                <w:szCs w:val="16"/>
-                <w14:ligatures w14:val="none"/>
-              </w:rPr>
-              <w:t>Npixel 4</w:t>
+            <w:proofErr w:type="spellStart"/>
+            <w:r>
+              <w:rPr>
+                <w:rFonts w:eastAsia="Times New Roman" w:cstheme="minorHAnsi"/>
+                <w:color w:val="000000"/>
+                <w:kern w:val="0"/>
+                <w:sz w:val="16"/>
+                <w:szCs w:val="16"/>
+                <w14:ligatures w14:val="none"/>
+              </w:rPr>
+              <w:t>Npixel</w:t>
+            </w:r>
+            <w:proofErr w:type="spellEnd"/>
+            <w:r>
+              <w:rPr>
+                <w:rFonts w:eastAsia="Times New Roman" w:cstheme="minorHAnsi"/>
+                <w:color w:val="000000"/>
+                <w:kern w:val="0"/>
+                <w:sz w:val="16"/>
+                <w:szCs w:val="16"/>
+                <w14:ligatures w14:val="none"/>
+              </w:rPr>
+              <w:t xml:space="preserve"> 4</w:t>
+            </w:r>
+          </w:p>
+        </w:tc>
+        <w:tc>
+          <w:tcPr>
+            <w:tcW w:w="0" w:type="auto"/>
+            <w:tcBorders>
+              <w:top w:val="nil"/>
+              <w:left w:val="nil"/>
+              <w:bottom w:val="nil"/>
+              <w:right w:val="nil"/>
+            </w:tcBorders>
+            <w:noWrap/>
+            <w:vAlign w:val="bottom"/>
+            <w:hideMark/>
+          </w:tcPr>
+          <w:p>
+            <w:pPr>
+              <w:spacing w:after="0" w:line="240" w:lineRule="auto"/>
+              <w:rPr>
+                <w:rFonts w:eastAsia="Times New Roman" w:cstheme="minorHAnsi"/>
+                <w:color w:val="000000"/>
+                <w:kern w:val="0"/>
+                <w:sz w:val="16"/>
+                <w:szCs w:val="16"/>
+                <w14:ligatures w14:val="none"/>
+              </w:rPr>
+            </w:pPr>
+            <w:proofErr w:type="spellStart"/>
+            <w:r>
+              <w:rPr>
+                <w:rFonts w:eastAsia="Times New Roman" w:cstheme="minorHAnsi"/>
+                <w:color w:val="000000"/>
+                <w:kern w:val="0"/>
+                <w:sz w:val="16"/>
+                <w:szCs w:val="16"/>
+                <w14:ligatures w14:val="none"/>
+              </w:rPr>
+              <w:t>Npixel</w:t>
+            </w:r>
+            <w:proofErr w:type="spellEnd"/>
+            <w:r>
+              <w:rPr>
+                <w:rFonts w:eastAsia="Times New Roman" w:cstheme="minorHAnsi"/>
+                <w:color w:val="000000"/>
+                <w:kern w:val="0"/>
+                <w:sz w:val="16"/>
+                <w:szCs w:val="16"/>
+                <w14:ligatures w14:val="none"/>
+              </w:rPr>
+              <w:t xml:space="preserve"> 4</w:t>
             </w:r>
           </w:p>
         </w:tc>
@@ -6218,8 +6407,21 @@
                 <w:szCs w:val="16"/>
                 <w14:ligatures w14:val="none"/>
               </w:rPr>
-              <w:t>SPI1 CSn</w:t>
-            </w:r>
+              <w:t xml:space="preserve">SPI1 </w:t>
+            </w:r>
+            <w:proofErr w:type="spellStart"/>
+            <w:r>
+              <w:rPr>
+                <w:rFonts w:eastAsia="Times New Roman" w:cstheme="minorHAnsi"/>
+                <w:color w:val="000000"/>
+                <w:kern w:val="0"/>
+                <w:sz w:val="16"/>
+                <w:szCs w:val="16"/>
+                <w14:ligatures w14:val="none"/>
+              </w:rPr>
+              <w:t>CSn</w:t>
+            </w:r>
+            <w:proofErr w:type="spellEnd"/>
           </w:p>
         </w:tc>
         <w:tc>
@@ -8597,8 +8799,21 @@
                 <w:szCs w:val="16"/>
                 <w14:ligatures w14:val="none"/>
               </w:rPr>
-              <w:t>SPI1 CSn</w:t>
-            </w:r>
+              <w:t xml:space="preserve">SPI1 </w:t>
+            </w:r>
+            <w:proofErr w:type="spellStart"/>
+            <w:r>
+              <w:rPr>
+                <w:rFonts w:eastAsia="Times New Roman" w:cstheme="minorHAnsi"/>
+                <w:color w:val="000000"/>
+                <w:kern w:val="0"/>
+                <w:sz w:val="16"/>
+                <w:szCs w:val="16"/>
+                <w14:ligatures w14:val="none"/>
+              </w:rPr>
+              <w:t>CSn</w:t>
+            </w:r>
+            <w:proofErr w:type="spellEnd"/>
           </w:p>
         </w:tc>
         <w:tc>
@@ -11317,8 +11532,21 @@
                 <w:szCs w:val="16"/>
                 <w14:ligatures w14:val="none"/>
               </w:rPr>
-              <w:t>SPI0 CSn</w:t>
-            </w:r>
+              <w:t xml:space="preserve">SPI0 </w:t>
+            </w:r>
+            <w:proofErr w:type="spellStart"/>
+            <w:r>
+              <w:rPr>
+                <w:rFonts w:eastAsia="Times New Roman" w:cstheme="minorHAnsi"/>
+                <w:color w:val="000000"/>
+                <w:kern w:val="0"/>
+                <w:sz w:val="16"/>
+                <w:szCs w:val="16"/>
+                <w14:ligatures w14:val="none"/>
+              </w:rPr>
+              <w:t>CSn</w:t>
+            </w:r>
+            <w:proofErr w:type="spellEnd"/>
           </w:p>
         </w:tc>
         <w:tc>
@@ -13633,16 +13861,29 @@
                 <w14:ligatures w14:val="none"/>
               </w:rPr>
             </w:pPr>
-            <w:r>
-              <w:rPr>
-                <w:rFonts w:eastAsia="Times New Roman" w:cstheme="minorHAnsi"/>
-                <w:color w:val="000000"/>
-                <w:kern w:val="0"/>
-                <w:sz w:val="16"/>
-                <w:szCs w:val="16"/>
-                <w14:ligatures w14:val="none"/>
-              </w:rPr>
-              <w:t>NeoPixel data line</w:t>
+            <w:proofErr w:type="spellStart"/>
+            <w:r>
+              <w:rPr>
+                <w:rFonts w:eastAsia="Times New Roman" w:cstheme="minorHAnsi"/>
+                <w:color w:val="000000"/>
+                <w:kern w:val="0"/>
+                <w:sz w:val="16"/>
+                <w:szCs w:val="16"/>
+                <w14:ligatures w14:val="none"/>
+              </w:rPr>
+              <w:t>NeoPixel</w:t>
+            </w:r>
+            <w:proofErr w:type="spellEnd"/>
+            <w:r>
+              <w:rPr>
+                <w:rFonts w:eastAsia="Times New Roman" w:cstheme="minorHAnsi"/>
+                <w:color w:val="000000"/>
+                <w:kern w:val="0"/>
+                <w:sz w:val="16"/>
+                <w:szCs w:val="16"/>
+                <w14:ligatures w14:val="none"/>
+              </w:rPr>
+              <w:t xml:space="preserve"> data line</w:t>
             </w:r>
           </w:p>
         </w:tc>
@@ -20717,7 +20958,23 @@
           <w:rPr>
             <w:rStyle w:val="Hyperlink"/>
           </w:rPr>
-          <w:t>https://github.com/bocabob/LCC_RPiPico_Roundhouse</w:t>
+          <w:t>https://</w:t>
+        </w:r>
+        <w:r>
+          <w:rPr>
+            <w:rStyle w:val="Hyperlink"/>
+            <w:rFonts w:eastAsia="Times New Roman" w:cstheme="minorHAnsi"/>
+            <w:kern w:val="0"/>
+            <w:bdr w:val="none" w:sz="0" w:space="0" w:color="auto" w:frame="1"/>
+            <w14:ligatures w14:val="none"/>
+          </w:rPr>
+          <w:t>github</w:t>
+        </w:r>
+        <w:r>
+          <w:rPr>
+            <w:rStyle w:val="Hyperlink"/>
+          </w:rPr>
+          <w:t>.com/bocabob/LCC_RPiPico_Roundhouse</w:t>
         </w:r>
       </w:hyperlink>
     </w:p>
@@ -20727,7 +20984,23 @@
           <w:rPr>
             <w:rStyle w:val="Hyperlink"/>
           </w:rPr>
-          <w:t>https://github.com/bocabob/LCC_RPiPico_PixelLights</w:t>
+          <w:t>https://</w:t>
+        </w:r>
+        <w:r>
+          <w:rPr>
+            <w:rStyle w:val="Hyperlink"/>
+            <w:rFonts w:eastAsia="Times New Roman" w:cstheme="minorHAnsi"/>
+            <w:kern w:val="0"/>
+            <w:bdr w:val="none" w:sz="0" w:space="0" w:color="auto" w:frame="1"/>
+            <w14:ligatures w14:val="none"/>
+          </w:rPr>
+          <w:t>github</w:t>
+        </w:r>
+        <w:r>
+          <w:rPr>
+            <w:rStyle w:val="Hyperlink"/>
+          </w:rPr>
+          <w:t>.com/bocabob/LCC_RPiPico_PixelLights</w:t>
         </w:r>
       </w:hyperlink>
     </w:p>
@@ -20744,7 +21017,11 @@
         <w:pStyle w:val="Article"/>
       </w:pPr>
       <w:r>
-        <w:t xml:space="preserve">Must use the RP2040 board library by Earle Philhower: </w:t>
+        <w:t>Must use the RP2040 board library by Earle Philhower</w:t>
+      </w:r>
+      <w:bookmarkStart w:id="0" w:name="_Hlk228362236"/>
+      <w:r>
+        <w:t xml:space="preserve">: </w:t>
       </w:r>
       <w:hyperlink r:id="rId19" w:history="1">
         <w:r>
@@ -20754,6 +21031,7 @@
           <w:t>https://arduino-pico.readthedocs.io/en/latest/install.html</w:t>
         </w:r>
       </w:hyperlink>
+      <w:bookmarkEnd w:id="0"/>
     </w:p>
     <w:p>
       <w:pPr>
@@ -20833,18 +21111,36 @@
       <w:pPr>
         <w:pStyle w:val="Heading3"/>
       </w:pPr>
+      <w:proofErr w:type="spellStart"/>
       <w:r>
-        <w:t>NeoPixel:</w:t>
+        <w:t>NeoPixel</w:t>
+      </w:r>
+      <w:proofErr w:type="spellEnd"/>
+      <w:r>
+        <w:t>:</w:t>
       </w:r>
     </w:p>
     <w:p>
       <w:r>
-        <w:t>NeoPixelBus by Makuna Arduino library (preferred)</w:t>
+        <w:t xml:space="preserve">NeoPixelBus by </w:t>
+      </w:r>
+      <w:proofErr w:type="spellStart"/>
+      <w:r>
+        <w:t>Makuna</w:t>
+      </w:r>
+      <w:proofErr w:type="spellEnd"/>
+      <w:r>
+        <w:t xml:space="preserve"> Arduino library (preferred)</w:t>
       </w:r>
     </w:p>
     <w:p>
+      <w:proofErr w:type="spellStart"/>
       <w:r>
-        <w:t>NeoPixelConnect Arduino library by Alan Yorinks.</w:t>
+        <w:t>NeoPixelConnect</w:t>
+      </w:r>
+      <w:proofErr w:type="spellEnd"/>
+      <w:r>
+        <w:t xml:space="preserve"> Arduino library by Alan Yorinks.</w:t>
       </w:r>
     </w:p>
     <w:p>
@@ -20875,7 +21171,23 @@
           <w:rPr>
             <w:rStyle w:val="Hyperlink"/>
           </w:rPr>
-          <w:t>https://github.com/bocabob/TFT_eSPI_RA8876</w:t>
+          <w:t>https://github.</w:t>
+        </w:r>
+        <w:r>
+          <w:rPr>
+            <w:rStyle w:val="Hyperlink"/>
+            <w:rFonts w:eastAsia="Times New Roman" w:cstheme="minorHAnsi"/>
+            <w:kern w:val="0"/>
+            <w:bdr w:val="none" w:sz="0" w:space="0" w:color="auto" w:frame="1"/>
+            <w14:ligatures w14:val="none"/>
+          </w:rPr>
+          <w:t>com</w:t>
+        </w:r>
+        <w:r>
+          <w:rPr>
+            <w:rStyle w:val="Hyperlink"/>
+          </w:rPr>
+          <w:t>/bocabob/TFT_eSPI_RA8876</w:t>
         </w:r>
       </w:hyperlink>
     </w:p>
@@ -20891,13 +21203,37 @@
           <w:rPr>
             <w:rStyle w:val="Hyperlink"/>
           </w:rPr>
-          <w:t>https://github.com/bocabob/RA8876_RP2040</w:t>
+          <w:t>https://github.com/</w:t>
+        </w:r>
+        <w:r>
+          <w:rPr>
+            <w:rStyle w:val="Hyperlink"/>
+            <w:rFonts w:eastAsia="Times New Roman" w:cstheme="minorHAnsi"/>
+            <w:kern w:val="0"/>
+            <w:bdr w:val="none" w:sz="0" w:space="0" w:color="auto" w:frame="1"/>
+            <w14:ligatures w14:val="none"/>
+          </w:rPr>
+          <w:t>bocabob</w:t>
+        </w:r>
+        <w:r>
+          <w:rPr>
+            <w:rStyle w:val="Hyperlink"/>
+          </w:rPr>
+          <w:t>/RA8876_RP2040</w:t>
         </w:r>
       </w:hyperlink>
     </w:p>
     <w:p>
       <w:r>
-        <w:t>#include "my_bb_captouch.h"</w:t>
+        <w:t>#include "</w:t>
+      </w:r>
+      <w:proofErr w:type="spellStart"/>
+      <w:r>
+        <w:t>my_bb_captouch.h</w:t>
+      </w:r>
+      <w:proofErr w:type="spellEnd"/>
+      <w:r>
+        <w:t>"</w:t>
       </w:r>
       <w:r>
         <w:tab/>
@@ -20911,7 +21247,23 @@
           <w:rPr>
             <w:rStyle w:val="Hyperlink"/>
           </w:rPr>
-          <w:t>https://github.com/bocabob/my_bb_captouch</w:t>
+          <w:t>https://github.</w:t>
+        </w:r>
+        <w:r>
+          <w:rPr>
+            <w:rStyle w:val="Hyperlink"/>
+            <w:rFonts w:eastAsia="Times New Roman" w:cstheme="minorHAnsi"/>
+            <w:kern w:val="0"/>
+            <w:bdr w:val="none" w:sz="0" w:space="0" w:color="auto" w:frame="1"/>
+            <w14:ligatures w14:val="none"/>
+          </w:rPr>
+          <w:t>com</w:t>
+        </w:r>
+        <w:r>
+          <w:rPr>
+            <w:rStyle w:val="Hyperlink"/>
+          </w:rPr>
+          <w:t>/bocabob/my_bb_captouch</w:t>
         </w:r>
       </w:hyperlink>
     </w:p>
@@ -20962,7 +21314,15 @@
     </w:p>
     <w:p>
       <w:r>
-        <w:t>#include "AccelStepper.h"</w:t>
+        <w:t>#include "</w:t>
+      </w:r>
+      <w:proofErr w:type="spellStart"/>
+      <w:r>
+        <w:t>AccelStepper.h</w:t>
+      </w:r>
+      <w:proofErr w:type="spellEnd"/>
+      <w:r>
+        <w:t>"</w:t>
       </w:r>
       <w:r>
         <w:tab/>
